--- a/hw3/Link to hw3 repo in git hub.docx
+++ b/hw3/Link to hw3 repo in git hub.docx
@@ -7,13 +7,7 @@
         <w:bidi w:val="0"/>
       </w:pPr>
       <w:r>
-        <w:t>Link to hw</w:t>
-      </w:r>
-      <w:r>
-        <w:t>3</w:t>
-      </w:r>
-      <w:r>
-        <w:t xml:space="preserve"> repo in git hub:</w:t>
+        <w:t>Link to hw3 repo in git hub:</w:t>
       </w:r>
     </w:p>
     <w:p>
@@ -25,16 +19,18 @@
           <w:rPr>
             <w:rStyle w:val="Hyperlink"/>
           </w:rPr>
-          <w:t>https://github.com/matanbenshmuel-Hub/HW--web/tree/main/hw3</w:t>
+          <w:t>https://matanbenshmuel-hub.github.io/HW3</w:t>
         </w:r>
       </w:hyperlink>
     </w:p>
     <w:p>
       <w:pPr>
         <w:bidi w:val="0"/>
-        <w:rPr>
-          <w:rFonts w:hint="cs"/>
-        </w:rPr>
+      </w:pPr>
+    </w:p>
+    <w:p>
+      <w:pPr>
+        <w:bidi w:val="0"/>
       </w:pPr>
     </w:p>
     <w:sectPr>
@@ -992,6 +988,18 @@
       <w:shd w:val="clear" w:color="auto" w:fill="E1DFDD"/>
     </w:rPr>
   </w:style>
+  <w:style w:type="character" w:styleId="FollowedHyperlink">
+    <w:name w:val="FollowedHyperlink"/>
+    <w:basedOn w:val="DefaultParagraphFont"/>
+    <w:uiPriority w:val="99"/>
+    <w:semiHidden/>
+    <w:unhideWhenUsed/>
+    <w:rsid w:val="00CB2D26"/>
+    <w:rPr>
+      <w:color w:val="96607D" w:themeColor="followedHyperlink"/>
+      <w:u w:val="single"/>
+    </w:rPr>
+  </w:style>
 </w:styles>
 </file>
 
